--- a/docs/mcq_result_zh.docx
+++ b/docs/mcq_result_zh.docx
@@ -7,16 +7,10 @@
         <w:pStyle w:val="Title"/>
       </w:pPr>
       <w:r>
-        <w:t xml:space="preserve">MCQ </w:t>
-      </w:r>
-      <w:r>
-        <w:rPr>
-          <w:rFonts w:hint="eastAsia"/>
-        </w:rPr>
-        <w:t xml:space="preserve">实验结果报告</w:t>
-      </w:r>
-    </w:p>
-    <w:bookmarkStart w:id="32" w:name="mcq-实验结果报告中文版"/>
+        <w:t xml:space="preserve">MCQ Experiment Results</w:t>
+      </w:r>
+    </w:p>
+    <w:bookmarkStart w:id="38" w:name="mcq-实验结果报告中文版"/>
     <w:p>
       <w:pPr>
         <w:pStyle w:val="Heading1"/>
@@ -1302,7 +1296,7 @@
     </w:p>
     <w:bookmarkEnd w:id="13"/>
     <w:bookmarkEnd w:id="14"/>
-    <w:bookmarkStart w:id="23" w:name="结果"/>
+    <w:bookmarkStart w:id="29" w:name="结果"/>
     <w:p>
       <w:pPr>
         <w:pStyle w:val="Heading2"/>
@@ -2283,6 +2277,2391 @@
         <w:t xml:space="preserve"> signal」。</w:t>
       </w:r>
     </w:p>
+    <w:bookmarkEnd w:id="22"/>
+    <w:bookmarkStart w:id="27" w:name="三个具体题目细看教科书样例-反例"/>
+    <w:p>
+      <w:pPr>
+        <w:pStyle w:val="Heading3"/>
+      </w:pPr>
+      <w:r>
+        <w:t xml:space="preserve">2.3 </w:t>
+      </w:r>
+      <w:r>
+        <w:rPr>
+          <w:rFonts w:hint="eastAsia"/>
+        </w:rPr>
+        <w:t xml:space="preserve">三个具体题目细看（教科书样例</w:t>
+      </w:r>
+      <w:r>
+        <w:t xml:space="preserve"> + </w:t>
+      </w:r>
+      <w:r>
+        <w:rPr>
+          <w:rFonts w:hint="eastAsia"/>
+        </w:rPr>
+        <w:t xml:space="preserve">反例）</w:t>
+      </w:r>
+    </w:p>
+    <w:p>
+      <w:pPr>
+        <w:pStyle w:val="FirstParagraph"/>
+      </w:pPr>
+      <w:r>
+        <w:rPr>
+          <w:rFonts w:hint="eastAsia"/>
+        </w:rPr>
+        <w:t xml:space="preserve">汇总数字漂亮，但需要看几道</w:t>
+      </w:r>
+      <w:r>
+        <w:rPr>
+          <w:rFonts w:hint="eastAsia"/>
+          <w:b/>
+          <w:bCs/>
+        </w:rPr>
+        <w:t xml:space="preserve">具体题目</w:t>
+      </w:r>
+      <w:r>
+        <w:rPr>
+          <w:rFonts w:hint="eastAsia"/>
+        </w:rPr>
+        <w:t xml:space="preserve">确认信号在</w:t>
+      </w:r>
+      <w:r>
+        <w:t xml:space="preserve"> per-question </w:t>
+      </w:r>
+      <w:r>
+        <w:rPr>
+          <w:rFonts w:hint="eastAsia"/>
+        </w:rPr>
+        <w:t xml:space="preserve">层面也成立。下面</w:t>
+      </w:r>
+      <w:r>
+        <w:t xml:space="preserve"> 3 </w:t>
+      </w:r>
+      <w:r>
+        <w:rPr>
+          <w:rFonts w:hint="eastAsia"/>
+        </w:rPr>
+        <w:t xml:space="preserve">道题展示三种情况。</w:t>
+      </w:r>
+    </w:p>
+    <w:bookmarkStart w:id="23" w:name="例-1-q22-数学题12-12-教科书级-cleanest-信号"/>
+    <w:p>
+      <w:pPr>
+        <w:pStyle w:val="Heading4"/>
+      </w:pPr>
+      <w:r>
+        <w:t xml:space="preserve">📐 </w:t>
+      </w:r>
+      <w:r>
+        <w:rPr>
+          <w:rFonts w:hint="eastAsia"/>
+        </w:rPr>
+        <w:t xml:space="preserve">例</w:t>
+      </w:r>
+      <w:r>
+        <w:t xml:space="preserve"> 1: Q22 </w:t>
+      </w:r>
+      <w:r>
+        <w:rPr>
+          <w:rFonts w:hint="eastAsia"/>
+        </w:rPr>
+        <w:t xml:space="preserve">数学题——「12</w:t>
+      </w:r>
+      <w:r>
+        <w:t xml:space="preserve"> × 12 = </w:t>
+      </w:r>
+      <w:r>
+        <w:rPr>
+          <w:rFonts w:hint="eastAsia"/>
+        </w:rPr>
+        <w:t xml:space="preserve">?」（教科书级</w:t>
+      </w:r>
+      <w:r>
+        <w:t xml:space="preserve"> cleanest </w:t>
+      </w:r>
+      <w:r>
+        <w:rPr>
+          <w:rFonts w:hint="eastAsia"/>
+        </w:rPr>
+        <w:t xml:space="preserve">信号）</w:t>
+      </w:r>
+    </w:p>
+    <w:p>
+      <w:pPr>
+        <w:pStyle w:val="FirstParagraph"/>
+      </w:pPr>
+      <w:r>
+        <w:rPr>
+          <w:rFonts w:hint="eastAsia"/>
+        </w:rPr>
+        <w:t xml:space="preserve">每行是一个候选答案，每列是一个</w:t>
+      </w:r>
+      <w:r>
+        <w:t xml:space="preserve"> vector </w:t>
+      </w:r>
+      <w:r>
+        <w:rPr>
+          <w:rFonts w:hint="eastAsia"/>
+        </w:rPr>
+        <w:t xml:space="preserve">在「答案</w:t>
+      </w:r>
+      <w:r>
+        <w:t xml:space="preserve"> </w:t>
+      </w:r>
+      <w:r>
+        <w:rPr>
+          <w:rFonts w:hint="eastAsia"/>
+        </w:rPr>
+        <w:t xml:space="preserve">token」位置的投影。</w:t>
+      </w:r>
+    </w:p>
+    <w:tbl>
+      <w:tblPr>
+        <w:tblStyle w:val="Table"/>
+        <w:tblW w:type="pct" w:w="5000"/>
+        <w:tblLayout w:type="fixed"/>
+        <w:tblLook w:firstRow="1" w:lastRow="0" w:firstColumn="0" w:lastColumn="0" w:noHBand="0" w:noVBand="0" w:val="0020"/>
+      </w:tblPr>
+      <w:tblGrid>
+        <w:gridCol w:w="1584"/>
+        <w:gridCol w:w="1584"/>
+        <w:gridCol w:w="1584"/>
+        <w:gridCol w:w="1584"/>
+        <w:gridCol w:w="1584"/>
+      </w:tblGrid>
+      <w:tr>
+        <w:trPr>
+          <w:tblHeader w:val="on"/>
+        </w:trPr>
+        <w:tc>
+          <w:tcPr/>
+          <w:p>
+            <w:pPr>
+              <w:pStyle w:val="Compact"/>
+            </w:pPr>
+            <w:r>
+              <w:rPr>
+                <w:rFonts w:hint="eastAsia"/>
+              </w:rPr>
+              <w:t xml:space="preserve">选项</w:t>
+            </w:r>
+          </w:p>
+        </w:tc>
+        <w:tc>
+          <w:tcPr/>
+          <w:p>
+            <w:pPr>
+              <w:pStyle w:val="Compact"/>
+            </w:pPr>
+            <w:r>
+              <w:t xml:space="preserve">confused</w:t>
+            </w:r>
+          </w:p>
+        </w:tc>
+        <w:tc>
+          <w:tcPr/>
+          <w:p>
+            <w:pPr>
+              <w:pStyle w:val="Compact"/>
+            </w:pPr>
+            <w:r>
+              <w:t xml:space="preserve">stubborn</w:t>
+            </w:r>
+          </w:p>
+        </w:tc>
+        <w:tc>
+          <w:tcPr/>
+          <w:p>
+            <w:pPr>
+              <w:pStyle w:val="Compact"/>
+            </w:pPr>
+            <w:r>
+              <w:t xml:space="preserve">bored</w:t>
+            </w:r>
+          </w:p>
+        </w:tc>
+        <w:tc>
+          <w:tcPr/>
+          <w:p>
+            <w:pPr>
+              <w:pStyle w:val="Compact"/>
+            </w:pPr>
+            <w:r>
+              <w:t xml:space="preserve">confident</w:t>
+            </w:r>
+          </w:p>
+        </w:tc>
+      </w:tr>
+      <w:tr>
+        <w:tc>
+          <w:tcPr/>
+          <w:p>
+            <w:pPr>
+              <w:pStyle w:val="Compact"/>
+            </w:pPr>
+            <w:r>
+              <w:t xml:space="preserve">✗ A) 124</w:t>
+            </w:r>
+          </w:p>
+        </w:tc>
+        <w:tc>
+          <w:tcPr/>
+          <w:p>
+            <w:pPr>
+              <w:pStyle w:val="Compact"/>
+            </w:pPr>
+            <w:r>
+              <w:t xml:space="preserve">−0.089</w:t>
+            </w:r>
+          </w:p>
+        </w:tc>
+        <w:tc>
+          <w:tcPr/>
+          <w:p>
+            <w:pPr>
+              <w:pStyle w:val="Compact"/>
+            </w:pPr>
+            <w:r>
+              <w:rPr>
+                <w:b/>
+                <w:bCs/>
+              </w:rPr>
+              <w:t xml:space="preserve">+0.062</w:t>
+            </w:r>
+            <w:r>
+              <w:t xml:space="preserve"> </w:t>
+            </w:r>
+            <w:r>
+              <w:t xml:space="preserve">❗</w:t>
+            </w:r>
+          </w:p>
+        </w:tc>
+        <w:tc>
+          <w:tcPr/>
+          <w:p>
+            <w:pPr>
+              <w:pStyle w:val="Compact"/>
+            </w:pPr>
+            <w:r>
+              <w:t xml:space="preserve">−0.091</w:t>
+            </w:r>
+          </w:p>
+        </w:tc>
+        <w:tc>
+          <w:tcPr/>
+          <w:p>
+            <w:pPr>
+              <w:pStyle w:val="Compact"/>
+            </w:pPr>
+            <w:r>
+              <w:t xml:space="preserve">+0.150</w:t>
+            </w:r>
+          </w:p>
+        </w:tc>
+      </w:tr>
+      <w:tr>
+        <w:tc>
+          <w:tcPr/>
+          <w:p>
+            <w:pPr>
+              <w:pStyle w:val="Compact"/>
+            </w:pPr>
+            <w:r>
+              <w:rPr>
+                <w:b/>
+                <w:bCs/>
+              </w:rPr>
+              <w:t xml:space="preserve">✓ B) 144</w:t>
+            </w:r>
+          </w:p>
+        </w:tc>
+        <w:tc>
+          <w:tcPr/>
+          <w:p>
+            <w:pPr>
+              <w:pStyle w:val="Compact"/>
+            </w:pPr>
+            <w:r>
+              <w:rPr>
+                <w:b/>
+                <w:bCs/>
+              </w:rPr>
+              <w:t xml:space="preserve">−0.140</w:t>
+            </w:r>
+            <w:r>
+              <w:t xml:space="preserve"> </w:t>
+            </w:r>
+            <w:r>
+              <w:t xml:space="preserve">✓</w:t>
+            </w:r>
+          </w:p>
+        </w:tc>
+        <w:tc>
+          <w:tcPr/>
+          <w:p>
+            <w:pPr>
+              <w:pStyle w:val="Compact"/>
+            </w:pPr>
+            <w:r>
+              <w:rPr>
+                <w:b/>
+                <w:bCs/>
+              </w:rPr>
+              <w:t xml:space="preserve">−0.080</w:t>
+            </w:r>
+            <w:r>
+              <w:t xml:space="preserve"> </w:t>
+            </w:r>
+            <w:r>
+              <w:t xml:space="preserve">✓</w:t>
+            </w:r>
+          </w:p>
+        </w:tc>
+        <w:tc>
+          <w:tcPr/>
+          <w:p>
+            <w:pPr>
+              <w:pStyle w:val="Compact"/>
+            </w:pPr>
+            <w:r>
+              <w:rPr>
+                <w:b/>
+                <w:bCs/>
+              </w:rPr>
+              <w:t xml:space="preserve">−0.035</w:t>
+            </w:r>
+            <w:r>
+              <w:t xml:space="preserve"> </w:t>
+            </w:r>
+            <w:r>
+              <w:t xml:space="preserve">✓</w:t>
+            </w:r>
+          </w:p>
+        </w:tc>
+        <w:tc>
+          <w:tcPr/>
+          <w:p>
+            <w:pPr>
+              <w:pStyle w:val="Compact"/>
+            </w:pPr>
+            <w:r>
+              <w:rPr>
+                <w:b/>
+                <w:bCs/>
+              </w:rPr>
+              <w:t xml:space="preserve">+0.235</w:t>
+            </w:r>
+            <w:r>
+              <w:t xml:space="preserve"> </w:t>
+            </w:r>
+            <w:r>
+              <w:t xml:space="preserve">✓</w:t>
+            </w:r>
+          </w:p>
+        </w:tc>
+      </w:tr>
+      <w:tr>
+        <w:tc>
+          <w:tcPr/>
+          <w:p>
+            <w:pPr>
+              <w:pStyle w:val="Compact"/>
+            </w:pPr>
+            <w:r>
+              <w:t xml:space="preserve">✗ C) 164</w:t>
+            </w:r>
+          </w:p>
+        </w:tc>
+        <w:tc>
+          <w:tcPr/>
+          <w:p>
+            <w:pPr>
+              <w:pStyle w:val="Compact"/>
+            </w:pPr>
+            <w:r>
+              <w:t xml:space="preserve">−0.075</w:t>
+            </w:r>
+          </w:p>
+        </w:tc>
+        <w:tc>
+          <w:tcPr/>
+          <w:p>
+            <w:pPr>
+              <w:pStyle w:val="Compact"/>
+            </w:pPr>
+            <w:r>
+              <w:t xml:space="preserve">+0.026</w:t>
+            </w:r>
+          </w:p>
+        </w:tc>
+        <w:tc>
+          <w:tcPr/>
+          <w:p>
+            <w:pPr>
+              <w:pStyle w:val="Compact"/>
+            </w:pPr>
+            <w:r>
+              <w:t xml:space="preserve">−0.101</w:t>
+            </w:r>
+          </w:p>
+        </w:tc>
+        <w:tc>
+          <w:tcPr/>
+          <w:p>
+            <w:pPr>
+              <w:pStyle w:val="Compact"/>
+            </w:pPr>
+            <w:r>
+              <w:t xml:space="preserve">+0.179</w:t>
+            </w:r>
+          </w:p>
+        </w:tc>
+      </w:tr>
+      <w:tr>
+        <w:tc>
+          <w:tcPr/>
+          <w:p>
+            <w:pPr>
+              <w:pStyle w:val="Compact"/>
+            </w:pPr>
+            <w:r>
+              <w:t xml:space="preserve">✗ D) 184</w:t>
+            </w:r>
+          </w:p>
+        </w:tc>
+        <w:tc>
+          <w:tcPr/>
+          <w:p>
+            <w:pPr>
+              <w:pStyle w:val="Compact"/>
+            </w:pPr>
+            <w:r>
+              <w:t xml:space="preserve">−0.083</w:t>
+            </w:r>
+          </w:p>
+        </w:tc>
+        <w:tc>
+          <w:tcPr/>
+          <w:p>
+            <w:pPr>
+              <w:pStyle w:val="Compact"/>
+            </w:pPr>
+            <w:r>
+              <w:t xml:space="preserve">−0.001</w:t>
+            </w:r>
+          </w:p>
+        </w:tc>
+        <w:tc>
+          <w:tcPr/>
+          <w:p>
+            <w:pPr>
+              <w:pStyle w:val="Compact"/>
+            </w:pPr>
+            <w:r>
+              <w:t xml:space="preserve">−0.088</w:t>
+            </w:r>
+          </w:p>
+        </w:tc>
+        <w:tc>
+          <w:tcPr/>
+          <w:p>
+            <w:pPr>
+              <w:pStyle w:val="Compact"/>
+            </w:pPr>
+            <w:r>
+              <w:t xml:space="preserve">+0.210</w:t>
+            </w:r>
+          </w:p>
+        </w:tc>
+      </w:tr>
+    </w:tbl>
+    <w:p>
+      <w:pPr>
+        <w:pStyle w:val="BodyText"/>
+      </w:pPr>
+      <w:r>
+        <w:rPr>
+          <w:rFonts w:hint="eastAsia"/>
+          <w:b/>
+          <w:bCs/>
+        </w:rPr>
+        <w:t xml:space="preserve">怎么读这张表</w:t>
+      </w:r>
+      <w:r>
+        <w:rPr>
+          <w:rFonts w:hint="eastAsia"/>
+        </w:rPr>
+        <w:t xml:space="preserve">：4</w:t>
+      </w:r>
+      <w:r>
+        <w:t xml:space="preserve"> </w:t>
+      </w:r>
+      <w:r>
+        <w:rPr>
+          <w:rFonts w:hint="eastAsia"/>
+        </w:rPr>
+        <w:t xml:space="preserve">个</w:t>
+      </w:r>
+      <w:r>
+        <w:t xml:space="preserve"> vector </w:t>
+      </w:r>
+      <w:r>
+        <w:rPr>
+          <w:rFonts w:hint="eastAsia"/>
+        </w:rPr>
+        <w:t xml:space="preserve">全部指向</w:t>
+      </w:r>
+      <w:r>
+        <w:rPr>
+          <w:rFonts w:hint="eastAsia"/>
+          <w:b/>
+          <w:bCs/>
+        </w:rPr>
+        <w:t xml:space="preserve">同一方向</w:t>
+      </w:r>
+      <w:r>
+        <w:t xml:space="preserve">——</w:t>
+      </w:r>
+      <w:r>
+        <w:t xml:space="preserve"> </w:t>
+      </w:r>
+      <w:r>
+        <w:t xml:space="preserve">-</w:t>
+      </w:r>
+      <w:r>
+        <w:t xml:space="preserve"> </w:t>
+      </w:r>
+      <w:r>
+        <w:rPr>
+          <w:b/>
+          <w:bCs/>
+        </w:rPr>
+        <w:t xml:space="preserve">confused</w:t>
+      </w:r>
+      <w:r>
+        <w:rPr>
+          <w:rFonts w:hint="eastAsia"/>
+        </w:rPr>
+        <w:t xml:space="preserve">：正确答案</w:t>
+      </w:r>
+      <w:r>
+        <w:t xml:space="preserve"> </w:t>
+      </w:r>
+      <w:r>
+        <w:rPr>
+          <w:rFonts w:hint="eastAsia"/>
+        </w:rPr>
+        <w:t xml:space="preserve">−0.140（最低，模型最不困惑）；3</w:t>
+      </w:r>
+      <w:r>
+        <w:t xml:space="preserve"> </w:t>
+      </w:r>
+      <w:r>
+        <w:rPr>
+          <w:rFonts w:hint="eastAsia"/>
+        </w:rPr>
+        <w:t xml:space="preserve">个错答都比它高</w:t>
+      </w:r>
+      <w:r>
+        <w:t xml:space="preserve"> </w:t>
+      </w:r>
+      <w:r>
+        <w:t xml:space="preserve">-</w:t>
+      </w:r>
+      <w:r>
+        <w:t xml:space="preserve"> </w:t>
+      </w:r>
+      <w:r>
+        <w:rPr>
+          <w:b/>
+          <w:bCs/>
+        </w:rPr>
+        <w:t xml:space="preserve">stubborn</w:t>
+      </w:r>
+      <w:r>
+        <w:rPr>
+          <w:rFonts w:hint="eastAsia"/>
+        </w:rPr>
+        <w:t xml:space="preserve">：正确答案</w:t>
+      </w:r>
+      <w:r>
+        <w:t xml:space="preserve"> </w:t>
+      </w:r>
+      <w:r>
+        <w:rPr>
+          <w:rFonts w:hint="eastAsia"/>
+        </w:rPr>
+        <w:t xml:space="preserve">−0.080（最低，模型最不抗拒）；A)</w:t>
+      </w:r>
+      <w:r>
+        <w:t xml:space="preserve"> 124 </w:t>
+      </w:r>
+      <w:r>
+        <w:rPr>
+          <w:rFonts w:hint="eastAsia"/>
+        </w:rPr>
+        <w:t xml:space="preserve">高达</w:t>
+      </w:r>
+      <w:r>
+        <w:t xml:space="preserve"> +0.062</w:t>
+      </w:r>
+      <w:r>
+        <w:t xml:space="preserve"> </w:t>
+      </w:r>
+      <w:r>
+        <w:t xml:space="preserve">-</w:t>
+      </w:r>
+      <w:r>
+        <w:t xml:space="preserve"> </w:t>
+      </w:r>
+      <w:r>
+        <w:rPr>
+          <w:b/>
+          <w:bCs/>
+        </w:rPr>
+        <w:t xml:space="preserve">bored</w:t>
+      </w:r>
+      <w:r>
+        <w:rPr>
+          <w:rFonts w:hint="eastAsia"/>
+        </w:rPr>
+        <w:t xml:space="preserve">：正确答案</w:t>
+      </w:r>
+      <w:r>
+        <w:t xml:space="preserve"> </w:t>
+      </w:r>
+      <w:r>
+        <w:rPr>
+          <w:rFonts w:hint="eastAsia"/>
+        </w:rPr>
+        <w:t xml:space="preserve">−0.035（最高，「这没什么新鲜的」）</w:t>
+      </w:r>
+      <w:r>
+        <w:t xml:space="preserve"> </w:t>
+      </w:r>
+      <w:r>
+        <w:t xml:space="preserve">-</w:t>
+      </w:r>
+      <w:r>
+        <w:t xml:space="preserve"> </w:t>
+      </w:r>
+      <w:r>
+        <w:rPr>
+          <w:b/>
+          <w:bCs/>
+        </w:rPr>
+        <w:t xml:space="preserve">confident</w:t>
+      </w:r>
+      <w:r>
+        <w:rPr>
+          <w:rFonts w:hint="eastAsia"/>
+        </w:rPr>
+        <w:t xml:space="preserve">：正确答案</w:t>
+      </w:r>
+      <w:r>
+        <w:t xml:space="preserve"> </w:t>
+      </w:r>
+      <w:r>
+        <w:rPr>
+          <w:rFonts w:hint="eastAsia"/>
+        </w:rPr>
+        <w:t xml:space="preserve">+0.235（最高，自信）</w:t>
+      </w:r>
+    </w:p>
+    <w:p>
+      <w:pPr>
+        <w:pStyle w:val="BodyText"/>
+      </w:pPr>
+      <w:r>
+        <w:rPr>
+          <w:rFonts w:hint="eastAsia"/>
+          <w:b/>
+          <w:bCs/>
+        </w:rPr>
+        <w:t xml:space="preserve">直观解读</w:t>
+      </w:r>
+      <w:r>
+        <w:rPr>
+          <w:rFonts w:hint="eastAsia"/>
+        </w:rPr>
+        <w:t xml:space="preserve">：当模型读到</w:t>
+      </w:r>
+      <w:r>
+        <w:t xml:space="preserve"> </w:t>
+      </w:r>
+      <w:r>
+        <w:t xml:space="preserve">“144”</w:t>
+      </w:r>
+      <w:r>
+        <w:rPr>
+          <w:rFonts w:hint="eastAsia"/>
+        </w:rPr>
+        <w:t xml:space="preserve">，残差流里</w:t>
+      </w:r>
+      <w:r>
+        <w:t xml:space="preserve"> </w:t>
+      </w:r>
+      <w:r>
+        <w:rPr>
+          <w:b/>
+          <w:bCs/>
+        </w:rPr>
+        <w:t xml:space="preserve">5 </w:t>
+      </w:r>
+      <w:r>
+        <w:rPr>
+          <w:rFonts w:hint="eastAsia"/>
+          <w:b/>
+          <w:bCs/>
+        </w:rPr>
+        <w:t xml:space="preserve">个信号同时表达「我认得这个答案」</w:t>
+      </w:r>
+      <w:r>
+        <w:rPr>
+          <w:rFonts w:hint="eastAsia"/>
+        </w:rPr>
+        <w:t xml:space="preserve">：不困惑、不固执、有点无聊（因为太熟了）、自信。读到</w:t>
+      </w:r>
+      <w:r>
+        <w:t xml:space="preserve"> </w:t>
+      </w:r>
+      <w:r>
+        <w:t xml:space="preserve">“124”</w:t>
+      </w:r>
+      <w:r>
+        <w:t xml:space="preserve"> </w:t>
+      </w:r>
+      <w:r>
+        <w:rPr>
+          <w:rFonts w:hint="eastAsia"/>
+        </w:rPr>
+        <w:t xml:space="preserve">时，stubborn</w:t>
+      </w:r>
+      <w:r>
+        <w:t xml:space="preserve"> </w:t>
+      </w:r>
+      <w:r>
+        <w:rPr>
+          <w:rFonts w:hint="eastAsia"/>
+        </w:rPr>
+        <w:t xml:space="preserve">立刻冒出来——模型「内心拒绝」这个错误。</w:t>
+      </w:r>
+    </w:p>
+    <w:bookmarkEnd w:id="23"/>
+    <w:bookmarkStart w:id="24" w:name="X4a3e93b280e65240e0d5552b0e908d401ff9be1"/>
+    <w:p>
+      <w:pPr>
+        <w:pStyle w:val="Heading4"/>
+      </w:pPr>
+      <w:r>
+        <w:t xml:space="preserve">🧬 </w:t>
+      </w:r>
+      <w:r>
+        <w:rPr>
+          <w:rFonts w:hint="eastAsia"/>
+        </w:rPr>
+        <w:t xml:space="preserve">例</w:t>
+      </w:r>
+      <w:r>
+        <w:t xml:space="preserve"> 2: Q20 </w:t>
+      </w:r>
+      <w:r>
+        <w:rPr>
+          <w:rFonts w:hint="eastAsia"/>
+        </w:rPr>
+        <w:t xml:space="preserve">科学题——「DNA</w:t>
+      </w:r>
+      <w:r>
+        <w:t xml:space="preserve"> stands </w:t>
+      </w:r>
+      <w:r>
+        <w:rPr>
+          <w:rFonts w:hint="eastAsia"/>
+        </w:rPr>
+        <w:t xml:space="preserve">for?」（清晰的</w:t>
+      </w:r>
+      <w:r>
+        <w:t xml:space="preserve"> confident </w:t>
+      </w:r>
+      <w:r>
+        <w:rPr>
+          <w:rFonts w:hint="eastAsia"/>
+        </w:rPr>
+        <w:t xml:space="preserve">标记）</w:t>
+      </w:r>
+    </w:p>
+    <w:tbl>
+      <w:tblPr>
+        <w:tblStyle w:val="Table"/>
+        <w:tblW w:type="pct" w:w="5000"/>
+        <w:tblLayout w:type="fixed"/>
+        <w:tblLook w:firstRow="1" w:lastRow="0" w:firstColumn="0" w:lastColumn="0" w:noHBand="0" w:noVBand="0" w:val="0020"/>
+      </w:tblPr>
+      <w:tblGrid>
+        <w:gridCol w:w="1584"/>
+        <w:gridCol w:w="1584"/>
+        <w:gridCol w:w="1584"/>
+        <w:gridCol w:w="1584"/>
+        <w:gridCol w:w="1584"/>
+      </w:tblGrid>
+      <w:tr>
+        <w:trPr>
+          <w:tblHeader w:val="on"/>
+        </w:trPr>
+        <w:tc>
+          <w:tcPr/>
+          <w:p>
+            <w:pPr>
+              <w:pStyle w:val="Compact"/>
+            </w:pPr>
+            <w:r>
+              <w:rPr>
+                <w:rFonts w:hint="eastAsia"/>
+              </w:rPr>
+              <w:t xml:space="preserve">选项</w:t>
+            </w:r>
+          </w:p>
+        </w:tc>
+        <w:tc>
+          <w:tcPr/>
+          <w:p>
+            <w:pPr>
+              <w:pStyle w:val="Compact"/>
+            </w:pPr>
+            <w:r>
+              <w:t xml:space="preserve">confused</w:t>
+            </w:r>
+          </w:p>
+        </w:tc>
+        <w:tc>
+          <w:tcPr/>
+          <w:p>
+            <w:pPr>
+              <w:pStyle w:val="Compact"/>
+            </w:pPr>
+            <w:r>
+              <w:t xml:space="preserve">stubborn</w:t>
+            </w:r>
+          </w:p>
+        </w:tc>
+        <w:tc>
+          <w:tcPr/>
+          <w:p>
+            <w:pPr>
+              <w:pStyle w:val="Compact"/>
+            </w:pPr>
+            <w:r>
+              <w:t xml:space="preserve">bored</w:t>
+            </w:r>
+          </w:p>
+        </w:tc>
+        <w:tc>
+          <w:tcPr/>
+          <w:p>
+            <w:pPr>
+              <w:pStyle w:val="Compact"/>
+            </w:pPr>
+            <w:r>
+              <w:t xml:space="preserve">confident</w:t>
+            </w:r>
+          </w:p>
+        </w:tc>
+      </w:tr>
+      <w:tr>
+        <w:tc>
+          <w:tcPr/>
+          <w:p>
+            <w:pPr>
+              <w:pStyle w:val="Compact"/>
+            </w:pPr>
+            <w:r>
+              <w:rPr>
+                <w:b/>
+                <w:bCs/>
+              </w:rPr>
+              <w:t xml:space="preserve">✓ A) Deoxyribonucleic acid</w:t>
+            </w:r>
+          </w:p>
+        </w:tc>
+        <w:tc>
+          <w:tcPr/>
+          <w:p>
+            <w:pPr>
+              <w:pStyle w:val="Compact"/>
+            </w:pPr>
+            <w:r>
+              <w:rPr>
+                <w:b/>
+                <w:bCs/>
+              </w:rPr>
+              <w:t xml:space="preserve">−0.138</w:t>
+            </w:r>
+            <w:r>
+              <w:t xml:space="preserve"> </w:t>
+            </w:r>
+            <w:r>
+              <w:t xml:space="preserve">✓</w:t>
+            </w:r>
+          </w:p>
+        </w:tc>
+        <w:tc>
+          <w:tcPr/>
+          <w:p>
+            <w:pPr>
+              <w:pStyle w:val="Compact"/>
+            </w:pPr>
+            <w:r>
+              <w:rPr>
+                <w:b/>
+                <w:bCs/>
+              </w:rPr>
+              <w:t xml:space="preserve">−0.053</w:t>
+            </w:r>
+            <w:r>
+              <w:t xml:space="preserve"> </w:t>
+            </w:r>
+            <w:r>
+              <w:t xml:space="preserve">✓</w:t>
+            </w:r>
+          </w:p>
+        </w:tc>
+        <w:tc>
+          <w:tcPr/>
+          <w:p>
+            <w:pPr>
+              <w:pStyle w:val="Compact"/>
+            </w:pPr>
+            <w:r>
+              <w:t xml:space="preserve">−0.062</w:t>
+            </w:r>
+          </w:p>
+        </w:tc>
+        <w:tc>
+          <w:tcPr/>
+          <w:p>
+            <w:pPr>
+              <w:pStyle w:val="Compact"/>
+            </w:pPr>
+            <w:r>
+              <w:rPr>
+                <w:b/>
+                <w:bCs/>
+              </w:rPr>
+              <w:t xml:space="preserve">+0.227</w:t>
+            </w:r>
+            <w:r>
+              <w:t xml:space="preserve"> </w:t>
+            </w:r>
+            <w:r>
+              <w:t xml:space="preserve">✓</w:t>
+            </w:r>
+          </w:p>
+        </w:tc>
+      </w:tr>
+      <w:tr>
+        <w:tc>
+          <w:tcPr/>
+          <w:p>
+            <w:pPr>
+              <w:pStyle w:val="Compact"/>
+            </w:pPr>
+            <w:r>
+              <w:t xml:space="preserve">✗ B) Dinitrogen acid</w:t>
+            </w:r>
+          </w:p>
+        </w:tc>
+        <w:tc>
+          <w:tcPr/>
+          <w:p>
+            <w:pPr>
+              <w:pStyle w:val="Compact"/>
+            </w:pPr>
+            <w:r>
+              <w:t xml:space="preserve">−0.072</w:t>
+            </w:r>
+          </w:p>
+        </w:tc>
+        <w:tc>
+          <w:tcPr/>
+          <w:p>
+            <w:pPr>
+              <w:pStyle w:val="Compact"/>
+            </w:pPr>
+            <w:r>
+              <w:rPr>
+                <w:b/>
+                <w:bCs/>
+              </w:rPr>
+              <w:t xml:space="preserve">+0.047</w:t>
+            </w:r>
+          </w:p>
+        </w:tc>
+        <w:tc>
+          <w:tcPr/>
+          <w:p>
+            <w:pPr>
+              <w:pStyle w:val="Compact"/>
+            </w:pPr>
+            <w:r>
+              <w:t xml:space="preserve">−0.086</w:t>
+            </w:r>
+          </w:p>
+        </w:tc>
+        <w:tc>
+          <w:tcPr/>
+          <w:p>
+            <w:pPr>
+              <w:pStyle w:val="Compact"/>
+            </w:pPr>
+            <w:r>
+              <w:t xml:space="preserve">+0.169</w:t>
+            </w:r>
+          </w:p>
+        </w:tc>
+      </w:tr>
+      <w:tr>
+        <w:tc>
+          <w:tcPr/>
+          <w:p>
+            <w:pPr>
+              <w:pStyle w:val="Compact"/>
+            </w:pPr>
+            <w:r>
+              <w:t xml:space="preserve">✗ C) Dynamic nuclear array</w:t>
+            </w:r>
+          </w:p>
+        </w:tc>
+        <w:tc>
+          <w:tcPr/>
+          <w:p>
+            <w:pPr>
+              <w:pStyle w:val="Compact"/>
+            </w:pPr>
+            <w:r>
+              <w:t xml:space="preserve">−0.030</w:t>
+            </w:r>
+          </w:p>
+        </w:tc>
+        <w:tc>
+          <w:tcPr/>
+          <w:p>
+            <w:pPr>
+              <w:pStyle w:val="Compact"/>
+            </w:pPr>
+            <w:r>
+              <w:t xml:space="preserve">+0.059</w:t>
+            </w:r>
+          </w:p>
+        </w:tc>
+        <w:tc>
+          <w:tcPr/>
+          <w:p>
+            <w:pPr>
+              <w:pStyle w:val="Compact"/>
+            </w:pPr>
+            <w:r>
+              <w:rPr>
+                <w:b/>
+                <w:bCs/>
+              </w:rPr>
+              <w:t xml:space="preserve">−0.135</w:t>
+            </w:r>
+          </w:p>
+        </w:tc>
+        <w:tc>
+          <w:tcPr/>
+          <w:p>
+            <w:pPr>
+              <w:pStyle w:val="Compact"/>
+            </w:pPr>
+            <w:r>
+              <w:t xml:space="preserve">+0.153</w:t>
+            </w:r>
+          </w:p>
+        </w:tc>
+      </w:tr>
+      <w:tr>
+        <w:tc>
+          <w:tcPr/>
+          <w:p>
+            <w:pPr>
+              <w:pStyle w:val="Compact"/>
+            </w:pPr>
+            <w:r>
+              <w:t xml:space="preserve">✗ D) Dual nucleic atom</w:t>
+            </w:r>
+          </w:p>
+        </w:tc>
+        <w:tc>
+          <w:tcPr/>
+          <w:p>
+            <w:pPr>
+              <w:pStyle w:val="Compact"/>
+            </w:pPr>
+            <w:r>
+              <w:t xml:space="preserve">−0.044</w:t>
+            </w:r>
+          </w:p>
+        </w:tc>
+        <w:tc>
+          <w:tcPr/>
+          <w:p>
+            <w:pPr>
+              <w:pStyle w:val="Compact"/>
+            </w:pPr>
+            <w:r>
+              <w:t xml:space="preserve">+0.045</w:t>
+            </w:r>
+          </w:p>
+        </w:tc>
+        <w:tc>
+          <w:tcPr/>
+          <w:p>
+            <w:pPr>
+              <w:pStyle w:val="Compact"/>
+            </w:pPr>
+            <w:r>
+              <w:t xml:space="preserve">−0.110</w:t>
+            </w:r>
+          </w:p>
+        </w:tc>
+        <w:tc>
+          <w:tcPr/>
+          <w:p>
+            <w:pPr>
+              <w:pStyle w:val="Compact"/>
+            </w:pPr>
+            <w:r>
+              <w:t xml:space="preserve">+0.158</w:t>
+            </w:r>
+          </w:p>
+        </w:tc>
+      </w:tr>
+    </w:tbl>
+    <w:p>
+      <w:pPr>
+        <w:pStyle w:val="BodyText"/>
+      </w:pPr>
+      <w:r>
+        <w:rPr>
+          <w:rFonts w:hint="eastAsia"/>
+          <w:b/>
+          <w:bCs/>
+        </w:rPr>
+        <w:t xml:space="preserve">亮点</w:t>
+      </w:r>
+      <w:r>
+        <w:rPr>
+          <w:rFonts w:hint="eastAsia"/>
+        </w:rPr>
+        <w:t xml:space="preserve">：confident</w:t>
+      </w:r>
+      <w:r>
+        <w:t xml:space="preserve"> </w:t>
+      </w:r>
+      <w:r>
+        <w:rPr>
+          <w:rFonts w:hint="eastAsia"/>
+        </w:rPr>
+        <w:t xml:space="preserve">在正确答案上</w:t>
+      </w:r>
+      <w:r>
+        <w:t xml:space="preserve"> </w:t>
+      </w:r>
+      <w:r>
+        <w:rPr>
+          <w:rFonts w:hint="eastAsia"/>
+        </w:rPr>
+        <w:t xml:space="preserve">+0.227，</w:t>
+      </w:r>
+      <w:r>
+        <w:rPr>
+          <w:rFonts w:hint="eastAsia"/>
+          <w:b/>
+          <w:bCs/>
+        </w:rPr>
+        <w:t xml:space="preserve">比</w:t>
+      </w:r>
+      <w:r>
+        <w:rPr>
+          <w:b/>
+          <w:bCs/>
+        </w:rPr>
+        <w:t xml:space="preserve"> 3 </w:t>
+      </w:r>
+      <w:r>
+        <w:rPr>
+          <w:rFonts w:hint="eastAsia"/>
+          <w:b/>
+          <w:bCs/>
+        </w:rPr>
+        <w:t xml:space="preserve">个错答全部高出</w:t>
+      </w:r>
+      <w:r>
+        <w:rPr>
+          <w:b/>
+          <w:bCs/>
+        </w:rPr>
+        <w:t xml:space="preserve"> 0.06+</w:t>
+      </w:r>
+      <w:r>
+        <w:rPr>
+          <w:rFonts w:hint="eastAsia"/>
+        </w:rPr>
+        <w:t xml:space="preserve">。模型像在说「</w:t>
+      </w:r>
+      <w:r>
+        <w:rPr>
+          <w:rFonts w:hint="eastAsia"/>
+          <w:b/>
+          <w:bCs/>
+        </w:rPr>
+        <w:t xml:space="preserve">对，这就是</w:t>
+      </w:r>
+      <w:r>
+        <w:rPr>
+          <w:b/>
+          <w:bCs/>
+        </w:rPr>
+        <w:t xml:space="preserve"> DNA</w:t>
+      </w:r>
+      <w:r>
+        <w:t xml:space="preserve">」。confused </w:t>
+      </w:r>
+      <w:r>
+        <w:rPr>
+          <w:rFonts w:hint="eastAsia"/>
+        </w:rPr>
+        <w:t xml:space="preserve">在错答上</w:t>
+      </w:r>
+      <w:r>
+        <w:t xml:space="preserve"> stagger </w:t>
+      </w:r>
+      <w:r>
+        <w:rPr>
+          <w:rFonts w:hint="eastAsia"/>
+        </w:rPr>
+        <w:t xml:space="preserve">上升到</w:t>
+      </w:r>
+      <w:r>
+        <w:t xml:space="preserve"> </w:t>
+      </w:r>
+      <w:r>
+        <w:rPr>
+          <w:rFonts w:hint="eastAsia"/>
+        </w:rPr>
+        <w:t xml:space="preserve">−0.030（接近</w:t>
+      </w:r>
+      <w:r>
+        <w:t xml:space="preserve"> </w:t>
+      </w:r>
+      <w:r>
+        <w:rPr>
+          <w:rFonts w:hint="eastAsia"/>
+        </w:rPr>
+        <w:t xml:space="preserve">0），表示</w:t>
+      </w:r>
+      <w:r>
+        <w:rPr>
+          <w:rFonts w:hint="eastAsia"/>
+          <w:b/>
+          <w:bCs/>
+        </w:rPr>
+        <w:t xml:space="preserve">越离谱越困惑</w:t>
+      </w:r>
+      <w:r>
+        <w:rPr>
+          <w:rFonts w:hint="eastAsia"/>
+        </w:rPr>
+        <w:t xml:space="preserve">——这正是</w:t>
+      </w:r>
+      <w:r>
+        <w:t xml:space="preserve"> cognitive dissonance </w:t>
+      </w:r>
+      <w:r>
+        <w:rPr>
+          <w:rFonts w:hint="eastAsia"/>
+        </w:rPr>
+        <w:t xml:space="preserve">的样子。</w:t>
+      </w:r>
+    </w:p>
+    <w:bookmarkEnd w:id="24"/>
+    <w:bookmarkStart w:id="25" w:name="例-3-q34-通识题世界最高的动物4-个-vector-全-hit"/>
+    <w:p>
+      <w:pPr>
+        <w:pStyle w:val="Heading4"/>
+      </w:pPr>
+      <w:r>
+        <w:t xml:space="preserve">🦒 </w:t>
+      </w:r>
+      <w:r>
+        <w:rPr>
+          <w:rFonts w:hint="eastAsia"/>
+        </w:rPr>
+        <w:t xml:space="preserve">例</w:t>
+      </w:r>
+      <w:r>
+        <w:t xml:space="preserve"> 3: Q34 </w:t>
+      </w:r>
+      <w:r>
+        <w:rPr>
+          <w:rFonts w:hint="eastAsia"/>
+        </w:rPr>
+        <w:t xml:space="preserve">通识题——「世界最高的动物？」（4</w:t>
+      </w:r>
+      <w:r>
+        <w:t xml:space="preserve"> </w:t>
+      </w:r>
+      <w:r>
+        <w:rPr>
+          <w:rFonts w:hint="eastAsia"/>
+        </w:rPr>
+        <w:t xml:space="preserve">个</w:t>
+      </w:r>
+      <w:r>
+        <w:t xml:space="preserve"> vector </w:t>
+      </w:r>
+      <w:r>
+        <w:rPr>
+          <w:rFonts w:hint="eastAsia"/>
+        </w:rPr>
+        <w:t xml:space="preserve">全</w:t>
+      </w:r>
+      <w:r>
+        <w:t xml:space="preserve"> </w:t>
+      </w:r>
+      <w:r>
+        <w:rPr>
+          <w:rFonts w:hint="eastAsia"/>
+        </w:rPr>
+        <w:t xml:space="preserve">hit）</w:t>
+      </w:r>
+    </w:p>
+    <w:tbl>
+      <w:tblPr>
+        <w:tblStyle w:val="Table"/>
+        <w:tblW w:type="pct" w:w="5000"/>
+        <w:tblLayout w:type="fixed"/>
+        <w:tblLook w:firstRow="1" w:lastRow="0" w:firstColumn="0" w:lastColumn="0" w:noHBand="0" w:noVBand="0" w:val="0020"/>
+      </w:tblPr>
+      <w:tblGrid>
+        <w:gridCol w:w="1584"/>
+        <w:gridCol w:w="1584"/>
+        <w:gridCol w:w="1584"/>
+        <w:gridCol w:w="1584"/>
+        <w:gridCol w:w="1584"/>
+      </w:tblGrid>
+      <w:tr>
+        <w:trPr>
+          <w:tblHeader w:val="on"/>
+        </w:trPr>
+        <w:tc>
+          <w:tcPr/>
+          <w:p>
+            <w:pPr>
+              <w:pStyle w:val="Compact"/>
+            </w:pPr>
+            <w:r>
+              <w:rPr>
+                <w:rFonts w:hint="eastAsia"/>
+              </w:rPr>
+              <w:t xml:space="preserve">选项</w:t>
+            </w:r>
+          </w:p>
+        </w:tc>
+        <w:tc>
+          <w:tcPr/>
+          <w:p>
+            <w:pPr>
+              <w:pStyle w:val="Compact"/>
+            </w:pPr>
+            <w:r>
+              <w:t xml:space="preserve">confused</w:t>
+            </w:r>
+          </w:p>
+        </w:tc>
+        <w:tc>
+          <w:tcPr/>
+          <w:p>
+            <w:pPr>
+              <w:pStyle w:val="Compact"/>
+            </w:pPr>
+            <w:r>
+              <w:t xml:space="preserve">stubborn</w:t>
+            </w:r>
+          </w:p>
+        </w:tc>
+        <w:tc>
+          <w:tcPr/>
+          <w:p>
+            <w:pPr>
+              <w:pStyle w:val="Compact"/>
+            </w:pPr>
+            <w:r>
+              <w:t xml:space="preserve">bored</w:t>
+            </w:r>
+          </w:p>
+        </w:tc>
+        <w:tc>
+          <w:tcPr/>
+          <w:p>
+            <w:pPr>
+              <w:pStyle w:val="Compact"/>
+            </w:pPr>
+            <w:r>
+              <w:t xml:space="preserve">confident</w:t>
+            </w:r>
+          </w:p>
+        </w:tc>
+      </w:tr>
+      <w:tr>
+        <w:tc>
+          <w:tcPr/>
+          <w:p>
+            <w:pPr>
+              <w:pStyle w:val="Compact"/>
+            </w:pPr>
+            <w:r>
+              <w:t xml:space="preserve">✗ A) Elephant</w:t>
+            </w:r>
+          </w:p>
+        </w:tc>
+        <w:tc>
+          <w:tcPr/>
+          <w:p>
+            <w:pPr>
+              <w:pStyle w:val="Compact"/>
+            </w:pPr>
+            <w:r>
+              <w:t xml:space="preserve">−0.075</w:t>
+            </w:r>
+          </w:p>
+        </w:tc>
+        <w:tc>
+          <w:tcPr/>
+          <w:p>
+            <w:pPr>
+              <w:pStyle w:val="Compact"/>
+            </w:pPr>
+            <w:r>
+              <w:rPr>
+                <w:b/>
+                <w:bCs/>
+              </w:rPr>
+              <w:t xml:space="preserve">+0.086</w:t>
+            </w:r>
+          </w:p>
+        </w:tc>
+        <w:tc>
+          <w:tcPr/>
+          <w:p>
+            <w:pPr>
+              <w:pStyle w:val="Compact"/>
+            </w:pPr>
+            <w:r>
+              <w:t xml:space="preserve">−0.107</w:t>
+            </w:r>
+          </w:p>
+        </w:tc>
+        <w:tc>
+          <w:tcPr/>
+          <w:p>
+            <w:pPr>
+              <w:pStyle w:val="Compact"/>
+            </w:pPr>
+            <w:r>
+              <w:t xml:space="preserve">+0.093</w:t>
+            </w:r>
+          </w:p>
+        </w:tc>
+      </w:tr>
+      <w:tr>
+        <w:tc>
+          <w:tcPr/>
+          <w:p>
+            <w:pPr>
+              <w:pStyle w:val="Compact"/>
+            </w:pPr>
+            <w:r>
+              <w:rPr>
+                <w:b/>
+                <w:bCs/>
+              </w:rPr>
+              <w:t xml:space="preserve">✓ B) Giraffe</w:t>
+            </w:r>
+          </w:p>
+        </w:tc>
+        <w:tc>
+          <w:tcPr/>
+          <w:p>
+            <w:pPr>
+              <w:pStyle w:val="Compact"/>
+            </w:pPr>
+            <w:r>
+              <w:rPr>
+                <w:b/>
+                <w:bCs/>
+              </w:rPr>
+              <w:t xml:space="preserve">−0.115</w:t>
+            </w:r>
+            <w:r>
+              <w:t xml:space="preserve"> </w:t>
+            </w:r>
+            <w:r>
+              <w:t xml:space="preserve">✓</w:t>
+            </w:r>
+          </w:p>
+        </w:tc>
+        <w:tc>
+          <w:tcPr/>
+          <w:p>
+            <w:pPr>
+              <w:pStyle w:val="Compact"/>
+            </w:pPr>
+            <w:r>
+              <w:rPr>
+                <w:b/>
+                <w:bCs/>
+              </w:rPr>
+              <w:t xml:space="preserve">−0.008</w:t>
+            </w:r>
+            <w:r>
+              <w:t xml:space="preserve"> </w:t>
+            </w:r>
+            <w:r>
+              <w:t xml:space="preserve">✓</w:t>
+            </w:r>
+          </w:p>
+        </w:tc>
+        <w:tc>
+          <w:tcPr/>
+          <w:p>
+            <w:pPr>
+              <w:pStyle w:val="Compact"/>
+            </w:pPr>
+            <w:r>
+              <w:rPr>
+                <w:b/>
+                <w:bCs/>
+              </w:rPr>
+              <w:t xml:space="preserve">−0.055</w:t>
+            </w:r>
+            <w:r>
+              <w:t xml:space="preserve"> </w:t>
+            </w:r>
+            <w:r>
+              <w:t xml:space="preserve">✓</w:t>
+            </w:r>
+          </w:p>
+        </w:tc>
+        <w:tc>
+          <w:tcPr/>
+          <w:p>
+            <w:pPr>
+              <w:pStyle w:val="Compact"/>
+            </w:pPr>
+            <w:r>
+              <w:rPr>
+                <w:b/>
+                <w:bCs/>
+              </w:rPr>
+              <w:t xml:space="preserve">+0.187</w:t>
+            </w:r>
+            <w:r>
+              <w:t xml:space="preserve"> </w:t>
+            </w:r>
+            <w:r>
+              <w:t xml:space="preserve">✓</w:t>
+            </w:r>
+          </w:p>
+        </w:tc>
+      </w:tr>
+      <w:tr>
+        <w:tc>
+          <w:tcPr/>
+          <w:p>
+            <w:pPr>
+              <w:pStyle w:val="Compact"/>
+            </w:pPr>
+            <w:r>
+              <w:t xml:space="preserve">✗ C) Camel</w:t>
+            </w:r>
+          </w:p>
+        </w:tc>
+        <w:tc>
+          <w:tcPr/>
+          <w:p>
+            <w:pPr>
+              <w:pStyle w:val="Compact"/>
+            </w:pPr>
+            <w:r>
+              <w:t xml:space="preserve">−0.037</w:t>
+            </w:r>
+          </w:p>
+        </w:tc>
+        <w:tc>
+          <w:tcPr/>
+          <w:p>
+            <w:pPr>
+              <w:pStyle w:val="Compact"/>
+            </w:pPr>
+            <w:r>
+              <w:rPr>
+                <w:b/>
+                <w:bCs/>
+              </w:rPr>
+              <w:t xml:space="preserve">+0.121</w:t>
+            </w:r>
+          </w:p>
+        </w:tc>
+        <w:tc>
+          <w:tcPr/>
+          <w:p>
+            <w:pPr>
+              <w:pStyle w:val="Compact"/>
+            </w:pPr>
+            <w:r>
+              <w:t xml:space="preserve">−0.121</w:t>
+            </w:r>
+          </w:p>
+        </w:tc>
+        <w:tc>
+          <w:tcPr/>
+          <w:p>
+            <w:pPr>
+              <w:pStyle w:val="Compact"/>
+            </w:pPr>
+            <w:r>
+              <w:t xml:space="preserve">+0.056</w:t>
+            </w:r>
+          </w:p>
+        </w:tc>
+      </w:tr>
+      <w:tr>
+        <w:tc>
+          <w:tcPr/>
+          <w:p>
+            <w:pPr>
+              <w:pStyle w:val="Compact"/>
+            </w:pPr>
+            <w:r>
+              <w:t xml:space="preserve">✗ D) Horse</w:t>
+            </w:r>
+          </w:p>
+        </w:tc>
+        <w:tc>
+          <w:tcPr/>
+          <w:p>
+            <w:pPr>
+              <w:pStyle w:val="Compact"/>
+            </w:pPr>
+            <w:r>
+              <w:t xml:space="preserve">−0.021</w:t>
+            </w:r>
+          </w:p>
+        </w:tc>
+        <w:tc>
+          <w:tcPr/>
+          <w:p>
+            <w:pPr>
+              <w:pStyle w:val="Compact"/>
+            </w:pPr>
+            <w:r>
+              <w:t xml:space="preserve">+0.103</w:t>
+            </w:r>
+          </w:p>
+        </w:tc>
+        <w:tc>
+          <w:tcPr/>
+          <w:p>
+            <w:pPr>
+              <w:pStyle w:val="Compact"/>
+            </w:pPr>
+            <w:r>
+              <w:t xml:space="preserve">−0.086</w:t>
+            </w:r>
+          </w:p>
+        </w:tc>
+        <w:tc>
+          <w:tcPr/>
+          <w:p>
+            <w:pPr>
+              <w:pStyle w:val="Compact"/>
+            </w:pPr>
+            <w:r>
+              <w:t xml:space="preserve">+0.061</w:t>
+            </w:r>
+          </w:p>
+        </w:tc>
+      </w:tr>
+    </w:tbl>
+    <w:p>
+      <w:pPr>
+        <w:pStyle w:val="BodyText"/>
+      </w:pPr>
+      <w:r>
+        <w:rPr>
+          <w:rFonts w:hint="eastAsia"/>
+          <w:b/>
+          <w:bCs/>
+        </w:rPr>
+        <w:t xml:space="preserve">亮点</w:t>
+      </w:r>
+      <w:r>
+        <w:rPr>
+          <w:rFonts w:hint="eastAsia"/>
+        </w:rPr>
+        <w:t xml:space="preserve">：所有</w:t>
+      </w:r>
+      <w:r>
+        <w:t xml:space="preserve"> 3 </w:t>
+      </w:r>
+      <w:r>
+        <w:rPr>
+          <w:rFonts w:hint="eastAsia"/>
+        </w:rPr>
+        <w:t xml:space="preserve">个错答都比正确答案</w:t>
+      </w:r>
+      <w:r>
+        <w:t xml:space="preserve"> stubborn </w:t>
+      </w:r>
+      <w:r>
+        <w:rPr>
+          <w:rFonts w:hint="eastAsia"/>
+        </w:rPr>
+        <w:t xml:space="preserve">高</w:t>
+      </w:r>
+      <w:r>
+        <w:t xml:space="preserve"> +0.09 ~ </w:t>
+      </w:r>
+      <w:r>
+        <w:rPr>
+          <w:rFonts w:hint="eastAsia"/>
+        </w:rPr>
+        <w:t xml:space="preserve">+0.13。模型读到「Camel」/「Horse」时</w:t>
+      </w:r>
+      <w:r>
+        <w:rPr>
+          <w:rFonts w:hint="eastAsia"/>
+          <w:b/>
+          <w:bCs/>
+        </w:rPr>
+        <w:t xml:space="preserve">显著抗拒</w:t>
+      </w:r>
+      <w:r>
+        <w:rPr>
+          <w:rFonts w:hint="eastAsia"/>
+        </w:rPr>
+        <w:t xml:space="preserve">。还有个有意思的</w:t>
+      </w:r>
+      <w:r>
+        <w:t xml:space="preserve"> </w:t>
+      </w:r>
+      <w:r>
+        <w:rPr>
+          <w:rFonts w:hint="eastAsia"/>
+        </w:rPr>
+        <w:t xml:space="preserve">nuance：A)</w:t>
+      </w:r>
+      <w:r>
+        <w:t xml:space="preserve"> Elephant </w:t>
+      </w:r>
+      <w:r>
+        <w:rPr>
+          <w:rFonts w:hint="eastAsia"/>
+        </w:rPr>
+        <w:t xml:space="preserve">是最大的动物（但不是最高的）——它的</w:t>
+      </w:r>
+      <w:r>
+        <w:t xml:space="preserve"> confused </w:t>
+      </w:r>
+      <w:r>
+        <w:rPr>
+          <w:rFonts w:hint="eastAsia"/>
+        </w:rPr>
+        <w:t xml:space="preserve">是</w:t>
+      </w:r>
+      <w:r>
+        <w:t xml:space="preserve"> </w:t>
+      </w:r>
+      <w:r>
+        <w:rPr>
+          <w:rFonts w:hint="eastAsia"/>
+        </w:rPr>
+        <w:t xml:space="preserve">−0.075（比</w:t>
+      </w:r>
+      <w:r>
+        <w:t xml:space="preserve"> C/D </w:t>
+      </w:r>
+      <w:r>
+        <w:rPr>
+          <w:rFonts w:hint="eastAsia"/>
+        </w:rPr>
+        <w:t xml:space="preserve">更负），说明模型「半懂」地判断它有点合理但不完全对。</w:t>
+      </w:r>
+    </w:p>
+    <w:bookmarkEnd w:id="25"/>
+    <w:bookmarkStart w:id="26" w:name="反例-q5-地理题人口最多的国家信号失效"/>
+    <w:p>
+      <w:pPr>
+        <w:pStyle w:val="Heading4"/>
+      </w:pPr>
+      <w:r>
+        <w:t xml:space="preserve">⚠️ </w:t>
+      </w:r>
+      <w:r>
+        <w:rPr>
+          <w:rFonts w:hint="eastAsia"/>
+        </w:rPr>
+        <w:t xml:space="preserve">反例:</w:t>
+      </w:r>
+      <w:r>
+        <w:t xml:space="preserve"> Q5 </w:t>
+      </w:r>
+      <w:r>
+        <w:rPr>
+          <w:rFonts w:hint="eastAsia"/>
+        </w:rPr>
+        <w:t xml:space="preserve">地理题——「人口最多的国家？」（信号失效）</w:t>
+      </w:r>
+    </w:p>
+    <w:tbl>
+      <w:tblPr>
+        <w:tblStyle w:val="Table"/>
+        <w:tblW w:type="auto" w:w="0"/>
+        <w:tblLook w:firstRow="1" w:lastRow="0" w:firstColumn="0" w:lastColumn="0" w:noHBand="0" w:noVBand="0" w:val="0020"/>
+      </w:tblPr>
+      <w:tblGrid>
+        <w:gridCol w:w="2640"/>
+        <w:gridCol w:w="2640"/>
+        <w:gridCol w:w="2640"/>
+      </w:tblGrid>
+      <w:tr>
+        <w:trPr>
+          <w:tblHeader w:val="on"/>
+        </w:trPr>
+        <w:tc>
+          <w:tcPr/>
+          <w:p>
+            <w:pPr>
+              <w:pStyle w:val="Compact"/>
+            </w:pPr>
+            <w:r>
+              <w:rPr>
+                <w:rFonts w:hint="eastAsia"/>
+              </w:rPr>
+              <w:t xml:space="preserve">选项</w:t>
+            </w:r>
+          </w:p>
+        </w:tc>
+        <w:tc>
+          <w:tcPr/>
+          <w:p>
+            <w:pPr>
+              <w:pStyle w:val="Compact"/>
+            </w:pPr>
+            <w:r>
+              <w:t xml:space="preserve">confused</w:t>
+            </w:r>
+          </w:p>
+        </w:tc>
+        <w:tc>
+          <w:tcPr/>
+          <w:p>
+            <w:pPr>
+              <w:pStyle w:val="Compact"/>
+            </w:pPr>
+            <w:r>
+              <w:t xml:space="preserve">stubborn</w:t>
+            </w:r>
+          </w:p>
+        </w:tc>
+      </w:tr>
+      <w:tr>
+        <w:tc>
+          <w:tcPr/>
+          <w:p>
+            <w:pPr>
+              <w:pStyle w:val="Compact"/>
+            </w:pPr>
+            <w:r>
+              <w:t xml:space="preserve">✗ A) United States</w:t>
+            </w:r>
+          </w:p>
+        </w:tc>
+        <w:tc>
+          <w:tcPr/>
+          <w:p>
+            <w:pPr>
+              <w:pStyle w:val="Compact"/>
+            </w:pPr>
+            <w:r>
+              <w:t xml:space="preserve">−0.081</w:t>
+            </w:r>
+          </w:p>
+        </w:tc>
+        <w:tc>
+          <w:tcPr/>
+          <w:p>
+            <w:pPr>
+              <w:pStyle w:val="Compact"/>
+            </w:pPr>
+            <w:r>
+              <w:t xml:space="preserve">+0.028</w:t>
+            </w:r>
+          </w:p>
+        </w:tc>
+      </w:tr>
+      <w:tr>
+        <w:tc>
+          <w:tcPr/>
+          <w:p>
+            <w:pPr>
+              <w:pStyle w:val="Compact"/>
+            </w:pPr>
+            <w:r>
+              <w:t xml:space="preserve">✗ B) Russia</w:t>
+            </w:r>
+          </w:p>
+        </w:tc>
+        <w:tc>
+          <w:tcPr/>
+          <w:p>
+            <w:pPr>
+              <w:pStyle w:val="Compact"/>
+            </w:pPr>
+            <w:r>
+              <w:t xml:space="preserve">−0.061</w:t>
+            </w:r>
+          </w:p>
+        </w:tc>
+        <w:tc>
+          <w:tcPr/>
+          <w:p>
+            <w:pPr>
+              <w:pStyle w:val="Compact"/>
+            </w:pPr>
+            <w:r>
+              <w:rPr>
+                <w:b/>
+                <w:bCs/>
+              </w:rPr>
+              <w:t xml:space="preserve">+0.104</w:t>
+            </w:r>
+          </w:p>
+        </w:tc>
+      </w:tr>
+      <w:tr>
+        <w:tc>
+          <w:tcPr/>
+          <w:p>
+            <w:pPr>
+              <w:pStyle w:val="Compact"/>
+            </w:pPr>
+            <w:r>
+              <w:rPr>
+                <w:b/>
+                <w:bCs/>
+              </w:rPr>
+              <w:t xml:space="preserve">✓ C) India</w:t>
+            </w:r>
+          </w:p>
+        </w:tc>
+        <w:tc>
+          <w:tcPr/>
+          <w:p>
+            <w:pPr>
+              <w:pStyle w:val="Compact"/>
+            </w:pPr>
+            <w:r>
+              <w:t xml:space="preserve">−0.071</w:t>
+            </w:r>
+          </w:p>
+        </w:tc>
+        <w:tc>
+          <w:tcPr/>
+          <w:p>
+            <w:pPr>
+              <w:pStyle w:val="Compact"/>
+            </w:pPr>
+            <w:r>
+              <w:t xml:space="preserve">+0.044</w:t>
+            </w:r>
+          </w:p>
+        </w:tc>
+      </w:tr>
+      <w:tr>
+        <w:tc>
+          <w:tcPr/>
+          <w:p>
+            <w:pPr>
+              <w:pStyle w:val="Compact"/>
+            </w:pPr>
+            <w:r>
+              <w:t xml:space="preserve">✗ D) Brazil</w:t>
+            </w:r>
+          </w:p>
+        </w:tc>
+        <w:tc>
+          <w:tcPr/>
+          <w:p>
+            <w:pPr>
+              <w:pStyle w:val="Compact"/>
+            </w:pPr>
+            <w:r>
+              <w:t xml:space="preserve">−0.044</w:t>
+            </w:r>
+          </w:p>
+        </w:tc>
+        <w:tc>
+          <w:tcPr/>
+          <w:p>
+            <w:pPr>
+              <w:pStyle w:val="Compact"/>
+            </w:pPr>
+            <w:r>
+              <w:rPr>
+                <w:b/>
+                <w:bCs/>
+              </w:rPr>
+              <w:t xml:space="preserve">+0.107</w:t>
+            </w:r>
+          </w:p>
+        </w:tc>
+      </w:tr>
+    </w:tbl>
+    <w:p>
+      <w:pPr>
+        <w:pStyle w:val="BodyText"/>
+      </w:pPr>
+      <w:r>
+        <w:rPr>
+          <w:rFonts w:hint="eastAsia"/>
+          <w:b/>
+          <w:bCs/>
+        </w:rPr>
+        <w:t xml:space="preserve">问题</w:t>
+      </w:r>
+      <w:r>
+        <w:rPr>
+          <w:rFonts w:hint="eastAsia"/>
+        </w:rPr>
+        <w:t xml:space="preserve">：在这道题上信号</w:t>
+      </w:r>
+      <w:r>
+        <w:rPr>
+          <w:rFonts w:hint="eastAsia"/>
+          <w:b/>
+          <w:bCs/>
+        </w:rPr>
+        <w:t xml:space="preserve">没有像其他题那样指向</w:t>
+      </w:r>
+      <w:r>
+        <w:rPr>
+          <w:b/>
+          <w:bCs/>
+        </w:rPr>
+        <w:t xml:space="preserve"> C) India</w:t>
+      </w:r>
+      <w:r>
+        <w:t xml:space="preserve">。confused </w:t>
+      </w:r>
+      <w:r>
+        <w:rPr>
+          <w:rFonts w:hint="eastAsia"/>
+        </w:rPr>
+        <w:t xml:space="preserve">和</w:t>
+      </w:r>
+      <w:r>
+        <w:t xml:space="preserve"> stubborn </w:t>
+      </w:r>
+      <w:r>
+        <w:rPr>
+          <w:rFonts w:hint="eastAsia"/>
+        </w:rPr>
+        <w:t xml:space="preserve">在</w:t>
+      </w:r>
+      <w:r>
+        <w:t xml:space="preserve"> 4 </w:t>
+      </w:r>
+      <w:r>
+        <w:rPr>
+          <w:rFonts w:hint="eastAsia"/>
+        </w:rPr>
+        <w:t xml:space="preserve">个选项之间都差不多（confused</w:t>
+      </w:r>
+      <w:r>
+        <w:t xml:space="preserve"> −0.04 </w:t>
+      </w:r>
+      <w:r>
+        <w:rPr>
+          <w:rFonts w:hint="eastAsia"/>
+        </w:rPr>
+        <w:t xml:space="preserve">到</w:t>
+      </w:r>
+      <w:r>
+        <w:t xml:space="preserve"> </w:t>
+      </w:r>
+      <w:r>
+        <w:rPr>
+          <w:rFonts w:hint="eastAsia"/>
+        </w:rPr>
+        <w:t xml:space="preserve">−0.08，stubborn</w:t>
+      </w:r>
+      <w:r>
+        <w:t xml:space="preserve"> −0.02 </w:t>
+      </w:r>
+      <w:r>
+        <w:rPr>
+          <w:rFonts w:hint="eastAsia"/>
+        </w:rPr>
+        <w:t xml:space="preserve">到</w:t>
+      </w:r>
+      <w:r>
+        <w:t xml:space="preserve"> </w:t>
+      </w:r>
+      <w:r>
+        <w:rPr>
+          <w:rFonts w:hint="eastAsia"/>
+        </w:rPr>
+        <w:t xml:space="preserve">+0.10）。Russia</w:t>
+      </w:r>
+      <w:r>
+        <w:t xml:space="preserve"> </w:t>
+      </w:r>
+      <w:r>
+        <w:rPr>
+          <w:rFonts w:hint="eastAsia"/>
+        </w:rPr>
+        <w:t xml:space="preserve">和</w:t>
+      </w:r>
+      <w:r>
+        <w:t xml:space="preserve"> Brazil </w:t>
+      </w:r>
+      <w:r>
+        <w:rPr>
+          <w:rFonts w:hint="eastAsia"/>
+        </w:rPr>
+        <w:t xml:space="preserve">的</w:t>
+      </w:r>
+      <w:r>
+        <w:t xml:space="preserve"> stubborn </w:t>
+      </w:r>
+      <w:r>
+        <w:rPr>
+          <w:rFonts w:hint="eastAsia"/>
+        </w:rPr>
+        <w:t xml:space="preserve">比</w:t>
+      </w:r>
+      <w:r>
+        <w:t xml:space="preserve"> India </w:t>
+      </w:r>
+      <w:r>
+        <w:rPr>
+          <w:rFonts w:hint="eastAsia"/>
+        </w:rPr>
+        <w:t xml:space="preserve">还高。</w:t>
+      </w:r>
+    </w:p>
+    <w:p>
+      <w:pPr>
+        <w:pStyle w:val="BodyText"/>
+      </w:pPr>
+      <w:r>
+        <w:rPr>
+          <w:rFonts w:hint="eastAsia"/>
+          <w:b/>
+          <w:bCs/>
+        </w:rPr>
+        <w:t xml:space="preserve">为什么</w:t>
+      </w:r>
+      <w:r>
+        <w:rPr>
+          <w:rFonts w:hint="eastAsia"/>
+        </w:rPr>
+        <w:t xml:space="preserve">？两种可能：</w:t>
+      </w:r>
+      <w:r>
+        <w:t xml:space="preserve"> </w:t>
+      </w:r>
+      <w:r>
+        <w:t xml:space="preserve">1.</w:t>
+      </w:r>
+      <w:r>
+        <w:t xml:space="preserve"> </w:t>
+      </w:r>
+      <w:r>
+        <w:rPr>
+          <w:rFonts w:hint="eastAsia"/>
+          <w:b/>
+          <w:bCs/>
+        </w:rPr>
+        <w:t xml:space="preserve">模型不太确定</w:t>
+      </w:r>
+      <w:r>
+        <w:rPr>
+          <w:rFonts w:hint="eastAsia"/>
+        </w:rPr>
+        <w:t xml:space="preserve">：「人口最多的国家」近年印度刚超过中国（题目里都没列中国），模型可能在</w:t>
+      </w:r>
+      <w:r>
+        <w:t xml:space="preserve"> India </w:t>
+      </w:r>
+      <w:r>
+        <w:rPr>
+          <w:rFonts w:hint="eastAsia"/>
+        </w:rPr>
+        <w:t xml:space="preserve">和</w:t>
+      </w:r>
+      <w:r>
+        <w:t xml:space="preserve"> USA/Russia </w:t>
+      </w:r>
+      <w:r>
+        <w:rPr>
+          <w:rFonts w:hint="eastAsia"/>
+        </w:rPr>
+        <w:t xml:space="preserve">之间犹豫——结果导致连「错答」也没有典型</w:t>
+      </w:r>
+      <w:r>
+        <w:t xml:space="preserve"> dissonance </w:t>
+      </w:r>
+      <w:r>
+        <w:rPr>
+          <w:rFonts w:hint="eastAsia"/>
+        </w:rPr>
+        <w:t xml:space="preserve">信号</w:t>
+      </w:r>
+      <w:r>
+        <w:t xml:space="preserve"> </w:t>
+      </w:r>
+      <w:r>
+        <w:t xml:space="preserve">2.</w:t>
+      </w:r>
+      <w:r>
+        <w:t xml:space="preserve"> </w:t>
+      </w:r>
+      <w:r>
+        <w:rPr>
+          <w:rFonts w:hint="eastAsia"/>
+          <w:b/>
+          <w:bCs/>
+        </w:rPr>
+        <w:t xml:space="preserve">题目设计问题</w:t>
+      </w:r>
+      <w:r>
+        <w:rPr>
+          <w:rFonts w:hint="eastAsia"/>
+        </w:rPr>
+        <w:t xml:space="preserve">：4</w:t>
+      </w:r>
+      <w:r>
+        <w:t xml:space="preserve"> </w:t>
+      </w:r>
+      <w:r>
+        <w:rPr>
+          <w:rFonts w:hint="eastAsia"/>
+        </w:rPr>
+        <w:t xml:space="preserve">个选项都是「世界大国」，模型对每个都有相关</w:t>
+      </w:r>
+      <w:r>
+        <w:t xml:space="preserve"> </w:t>
+      </w:r>
+      <w:r>
+        <w:rPr>
+          <w:rFonts w:hint="eastAsia"/>
+        </w:rPr>
+        <w:t xml:space="preserve">prior，错答不是「明显荒谬」（不像「12×12=124」这种）</w:t>
+      </w:r>
+    </w:p>
+    <w:p>
+      <w:pPr>
+        <w:pStyle w:val="BodyText"/>
+      </w:pPr>
+      <w:r>
+        <w:rPr>
+          <w:rFonts w:hint="eastAsia"/>
+          <w:b/>
+          <w:bCs/>
+        </w:rPr>
+        <w:t xml:space="preserve">这告诉我们</w:t>
+      </w:r>
+      <w:r>
+        <w:rPr>
+          <w:rFonts w:hint="eastAsia"/>
+        </w:rPr>
+        <w:t xml:space="preserve">：MCQ</w:t>
+      </w:r>
+      <w:r>
+        <w:t xml:space="preserve"> surprise signal </w:t>
+      </w:r>
+      <w:r>
+        <w:rPr>
+          <w:rFonts w:hint="eastAsia"/>
+        </w:rPr>
+        <w:t xml:space="preserve">在「</w:t>
+      </w:r>
+      <w:r>
+        <w:rPr>
+          <w:rFonts w:hint="eastAsia"/>
+          <w:b/>
+          <w:bCs/>
+        </w:rPr>
+        <w:t xml:space="preserve">对模型来说毫无悬念</w:t>
+      </w:r>
+      <w:r>
+        <w:rPr>
+          <w:rFonts w:hint="eastAsia"/>
+        </w:rPr>
+        <w:t xml:space="preserve">」的题上最强；在「模型本来就不确定」的题上信号会</w:t>
+      </w:r>
+      <w:r>
+        <w:rPr>
+          <w:rFonts w:hint="eastAsia"/>
+          <w:b/>
+          <w:bCs/>
+        </w:rPr>
+        <w:t xml:space="preserve">钝化</w:t>
+      </w:r>
+      <w:r>
+        <w:rPr>
+          <w:rFonts w:hint="eastAsia"/>
+        </w:rPr>
+        <w:t xml:space="preserve">——这恰好是下一步要测的：</w:t>
+      </w:r>
+      <w:r>
+        <w:rPr>
+          <w:rFonts w:hint="eastAsia"/>
+          <w:b/>
+          <w:bCs/>
+        </w:rPr>
+        <w:t xml:space="preserve">模型不确定</w:t>
+      </w:r>
+      <w:r>
+        <w:rPr>
+          <w:b/>
+          <w:bCs/>
+        </w:rPr>
+        <w:t xml:space="preserve"> vs </w:t>
+      </w:r>
+      <w:r>
+        <w:rPr>
+          <w:rFonts w:hint="eastAsia"/>
+          <w:b/>
+          <w:bCs/>
+        </w:rPr>
+        <w:t xml:space="preserve">模型确定</w:t>
+      </w:r>
+      <w:r>
+        <w:t xml:space="preserve"> </w:t>
+      </w:r>
+      <w:r>
+        <w:rPr>
+          <w:rFonts w:hint="eastAsia"/>
+        </w:rPr>
+        <w:t xml:space="preserve">的不同响应。</w:t>
+      </w:r>
+    </w:p>
     <w:p>
       <w:r>
         <w:pict>
@@ -2290,9 +4669,301 @@
         </w:pict>
       </w:r>
     </w:p>
-    <w:bookmarkEnd w:id="22"/>
-    <w:bookmarkEnd w:id="23"/>
-    <w:bookmarkStart w:id="27" w:name="解读"/>
+    <w:bookmarkEnd w:id="26"/>
+    <w:bookmarkEnd w:id="27"/>
+    <w:bookmarkStart w:id="28" w:name="例子的统一模式"/>
+    <w:p>
+      <w:pPr>
+        <w:pStyle w:val="Heading3"/>
+      </w:pPr>
+      <w:r>
+        <w:t xml:space="preserve">2.4 </w:t>
+      </w:r>
+      <w:r>
+        <w:rPr>
+          <w:rFonts w:hint="eastAsia"/>
+        </w:rPr>
+        <w:t xml:space="preserve">例子的统一模式</w:t>
+      </w:r>
+    </w:p>
+    <w:p>
+      <w:pPr>
+        <w:pStyle w:val="FirstParagraph"/>
+      </w:pPr>
+      <w:r>
+        <w:rPr>
+          <w:rFonts w:hint="eastAsia"/>
+        </w:rPr>
+        <w:t xml:space="preserve">把</w:t>
+      </w:r>
+      <w:r>
+        <w:t xml:space="preserve"> 4 </w:t>
+      </w:r>
+      <w:r>
+        <w:rPr>
+          <w:rFonts w:hint="eastAsia"/>
+        </w:rPr>
+        <w:t xml:space="preserve">个例子摆一起看，浮出一个</w:t>
+      </w:r>
+      <w:r>
+        <w:rPr>
+          <w:rFonts w:hint="eastAsia"/>
+          <w:b/>
+          <w:bCs/>
+        </w:rPr>
+        <w:t xml:space="preserve">通用的「正确答案</w:t>
+      </w:r>
+      <w:r>
+        <w:rPr>
+          <w:b/>
+          <w:bCs/>
+        </w:rPr>
+        <w:t xml:space="preserve"> fingerprint」</w:t>
+      </w:r>
+      <w:r>
+        <w:rPr>
+          <w:rFonts w:hint="eastAsia"/>
+        </w:rPr>
+        <w:t xml:space="preserve">：</w:t>
+      </w:r>
+    </w:p>
+    <w:p>
+      <w:pPr>
+        <w:pStyle w:val="SourceCode"/>
+      </w:pPr>
+      <w:r>
+        <w:rPr>
+          <w:rStyle w:val="VerbatimChar"/>
+          <w:rFonts w:hint="eastAsia"/>
+        </w:rPr>
+        <w:t xml:space="preserve">正确答案的标志（5-vector</w:t>
+      </w:r>
+      <w:r>
+        <w:rPr>
+          <w:rStyle w:val="VerbatimChar"/>
+        </w:rPr>
+        <w:t xml:space="preserve"> </w:t>
+      </w:r>
+      <w:r>
+        <w:rPr>
+          <w:rStyle w:val="VerbatimChar"/>
+          <w:rFonts w:hint="eastAsia"/>
+        </w:rPr>
+        <w:t xml:space="preserve">pattern）：</w:t>
+      </w:r>
+      <w:r>
+        <w:br/>
+      </w:r>
+      <w:r>
+        <w:rPr>
+          <w:rStyle w:val="VerbatimChar"/>
+        </w:rPr>
+        <w:t xml:space="preserve">  confused   ↓↓↓  </w:t>
+      </w:r>
+      <w:r>
+        <w:rPr>
+          <w:rStyle w:val="VerbatimChar"/>
+          <w:rFonts w:hint="eastAsia"/>
+        </w:rPr>
+        <w:t xml:space="preserve">最低（不困惑）</w:t>
+      </w:r>
+      <w:r>
+        <w:br/>
+      </w:r>
+      <w:r>
+        <w:rPr>
+          <w:rStyle w:val="VerbatimChar"/>
+        </w:rPr>
+        <w:t xml:space="preserve">  stubborn   ↓↓↓  </w:t>
+      </w:r>
+      <w:r>
+        <w:rPr>
+          <w:rStyle w:val="VerbatimChar"/>
+          <w:rFonts w:hint="eastAsia"/>
+        </w:rPr>
+        <w:t xml:space="preserve">最低（不抗拒）</w:t>
+      </w:r>
+      <w:r>
+        <w:br/>
+      </w:r>
+      <w:r>
+        <w:rPr>
+          <w:rStyle w:val="VerbatimChar"/>
+        </w:rPr>
+        <w:t xml:space="preserve">  confident  ↑↑↑  </w:t>
+      </w:r>
+      <w:r>
+        <w:rPr>
+          <w:rStyle w:val="VerbatimChar"/>
+          <w:rFonts w:hint="eastAsia"/>
+        </w:rPr>
+        <w:t xml:space="preserve">最高（自信）</w:t>
+      </w:r>
+      <w:r>
+        <w:br/>
+      </w:r>
+      <w:r>
+        <w:rPr>
+          <w:rStyle w:val="VerbatimChar"/>
+        </w:rPr>
+        <w:t xml:space="preserve">  bored      ↑↑   </w:t>
+      </w:r>
+      <w:r>
+        <w:rPr>
+          <w:rStyle w:val="VerbatimChar"/>
+          <w:rFonts w:hint="eastAsia"/>
+        </w:rPr>
+        <w:t xml:space="preserve">较高（无新意）</w:t>
+      </w:r>
+      <w:r>
+        <w:br/>
+      </w:r>
+      <w:r>
+        <w:rPr>
+          <w:rStyle w:val="VerbatimChar"/>
+        </w:rPr>
+        <w:t xml:space="preserve">  confirmed  ↑    </w:t>
+      </w:r>
+      <w:r>
+        <w:rPr>
+          <w:rStyle w:val="VerbatimChar"/>
+          <w:rFonts w:hint="eastAsia"/>
+        </w:rPr>
+        <w:t xml:space="preserve">略升（验证完毕）</w:t>
+      </w:r>
+    </w:p>
+    <w:p>
+      <w:pPr>
+        <w:pStyle w:val="FirstParagraph"/>
+      </w:pPr>
+      <w:r>
+        <w:rPr>
+          <w:rFonts w:hint="eastAsia"/>
+        </w:rPr>
+        <w:t xml:space="preserve">而错误答案的</w:t>
+      </w:r>
+      <w:r>
+        <w:t xml:space="preserve"> fingerprint </w:t>
+      </w:r>
+      <w:r>
+        <w:rPr>
+          <w:rFonts w:hint="eastAsia"/>
+        </w:rPr>
+        <w:t xml:space="preserve">是相反方向（除了</w:t>
+      </w:r>
+      <w:r>
+        <w:t xml:space="preserve"> confident </w:t>
+      </w:r>
+      <w:r>
+        <w:rPr>
+          <w:rFonts w:hint="eastAsia"/>
+        </w:rPr>
+        <w:t xml:space="preserve">在错答上也常常较高，因为模型把任何答案都「显得自信」——这是</w:t>
+      </w:r>
+      <w:r>
+        <w:t xml:space="preserve"> instruction-tuned </w:t>
+      </w:r>
+      <w:r>
+        <w:rPr>
+          <w:rFonts w:hint="eastAsia"/>
+        </w:rPr>
+        <w:t xml:space="preserve">模型的本性）。</w:t>
+      </w:r>
+    </w:p>
+    <w:p>
+      <w:pPr>
+        <w:pStyle w:val="BodyText"/>
+      </w:pPr>
+      <w:r>
+        <w:rPr>
+          <w:rFonts w:hint="eastAsia"/>
+          <w:b/>
+          <w:bCs/>
+        </w:rPr>
+        <w:t xml:space="preserve">最关键的「鉴别器」是</w:t>
+      </w:r>
+      <w:r>
+        <w:rPr>
+          <w:b/>
+          <w:bCs/>
+        </w:rPr>
+        <w:t xml:space="preserve"> stubborn</w:t>
+      </w:r>
+      <w:r>
+        <w:rPr>
+          <w:rFonts w:hint="eastAsia"/>
+        </w:rPr>
+        <w:t xml:space="preserve">——它的</w:t>
+      </w:r>
+      <w:r>
+        <w:t xml:space="preserve"> d=−1.34 </w:t>
+      </w:r>
+      <w:r>
+        <w:rPr>
+          <w:rFonts w:hint="eastAsia"/>
+        </w:rPr>
+        <w:t xml:space="preserve">意味着</w:t>
+      </w:r>
+      <w:r>
+        <w:t xml:space="preserve"> stubborn </w:t>
+      </w:r>
+      <w:r>
+        <w:rPr>
+          <w:rFonts w:hint="eastAsia"/>
+        </w:rPr>
+        <w:t xml:space="preserve">在错答上</w:t>
+      </w:r>
+      <w:r>
+        <w:rPr>
+          <w:rFonts w:hint="eastAsia"/>
+          <w:b/>
+          <w:bCs/>
+        </w:rPr>
+        <w:t xml:space="preserve">几乎从不为负</w:t>
+      </w:r>
+      <w:r>
+        <w:rPr>
+          <w:rFonts w:hint="eastAsia"/>
+        </w:rPr>
+        <w:t xml:space="preserve">，在正确答案上</w:t>
+      </w:r>
+      <w:r>
+        <w:rPr>
+          <w:rFonts w:hint="eastAsia"/>
+          <w:b/>
+          <w:bCs/>
+        </w:rPr>
+        <w:t xml:space="preserve">经常为负</w:t>
+      </w:r>
+      <w:r>
+        <w:rPr>
+          <w:rFonts w:hint="eastAsia"/>
+        </w:rPr>
+        <w:t xml:space="preserve">。这是个</w:t>
+      </w:r>
+      <w:r>
+        <w:t xml:space="preserve"> robust </w:t>
+      </w:r>
+      <w:r>
+        <w:rPr>
+          <w:rFonts w:hint="eastAsia"/>
+        </w:rPr>
+        <w:t xml:space="preserve">的</w:t>
+      </w:r>
+      <w:r>
+        <w:t xml:space="preserve"> wrong-detector。</w:t>
+      </w:r>
+    </w:p>
+    <w:p>
+      <w:r>
+        <w:pict>
+          <v:rect style="width:0;height:1.5pt" o:hralign="center" o:hrstd="t" o:hr="t"/>
+        </w:pict>
+      </w:r>
+    </w:p>
+    <w:bookmarkEnd w:id="28"/>
+    <w:bookmarkEnd w:id="29"/>
+    <w:bookmarkStart w:id="33" w:name="解读"/>
     <w:p>
       <w:pPr>
         <w:pStyle w:val="Heading2"/>
@@ -2307,7 +4978,7 @@
         <w:t xml:space="preserve">解读</w:t>
       </w:r>
     </w:p>
-    <w:bookmarkStart w:id="24" w:name="模型像在做内部判断"/>
+    <w:bookmarkStart w:id="30" w:name="模型像在做内部判断"/>
     <w:p>
       <w:pPr>
         <w:pStyle w:val="Heading3"/>
@@ -2603,8 +5274,8 @@
         <w:t xml:space="preserve">。这是这个实验的核心价值。</w:t>
       </w:r>
     </w:p>
-    <w:bookmarkEnd w:id="24"/>
-    <w:bookmarkStart w:id="25" w:name="提出-surprise-score-候选公式"/>
+    <w:bookmarkEnd w:id="30"/>
+    <w:bookmarkStart w:id="31" w:name="提出-surprise-score-候选公式"/>
     <w:p>
       <w:pPr>
         <w:pStyle w:val="Heading3"/>
@@ -2792,8 +5463,8 @@
         <w:t xml:space="preserve">。</w:t>
       </w:r>
     </w:p>
-    <w:bookmarkEnd w:id="25"/>
-    <w:bookmarkStart w:id="26" w:name="为什么-surprised-自己反而-d-接近-0"/>
+    <w:bookmarkEnd w:id="31"/>
+    <w:bookmarkStart w:id="32" w:name="为什么-surprised-自己反而-d-接近-0"/>
     <w:p>
       <w:pPr>
         <w:pStyle w:val="Heading3"/>
@@ -3025,9 +5696,9 @@
         </w:pict>
       </w:r>
     </w:p>
-    <w:bookmarkEnd w:id="26"/>
-    <w:bookmarkEnd w:id="27"/>
-    <w:bookmarkStart w:id="30" w:name="局限-下一步"/>
+    <w:bookmarkEnd w:id="32"/>
+    <w:bookmarkEnd w:id="33"/>
+    <w:bookmarkStart w:id="36" w:name="局限-下一步"/>
     <w:p>
       <w:pPr>
         <w:pStyle w:val="Heading2"/>
@@ -3051,7 +5722,7 @@
         <w:t xml:space="preserve">下一步</w:t>
       </w:r>
     </w:p>
-    <w:bookmarkStart w:id="28" w:name="局限"/>
+    <w:bookmarkStart w:id="34" w:name="局限"/>
     <w:p>
       <w:pPr>
         <w:pStyle w:val="Heading3"/>
@@ -3314,8 +5985,8 @@
         <w:t xml:space="preserve">实验</w:t>
       </w:r>
     </w:p>
-    <w:bookmarkEnd w:id="28"/>
-    <w:bookmarkStart w:id="29" w:name="下一步实验按优先级"/>
+    <w:bookmarkEnd w:id="34"/>
+    <w:bookmarkStart w:id="35" w:name="下一步实验按优先级"/>
     <w:p>
       <w:pPr>
         <w:pStyle w:val="Heading3"/>
@@ -3752,9 +6423,9 @@
         </w:pict>
       </w:r>
     </w:p>
-    <w:bookmarkEnd w:id="29"/>
-    <w:bookmarkEnd w:id="30"/>
-    <w:bookmarkStart w:id="31" w:name="资源-文件"/>
+    <w:bookmarkEnd w:id="35"/>
+    <w:bookmarkEnd w:id="36"/>
+    <w:bookmarkStart w:id="37" w:name="资源-文件"/>
     <w:p>
       <w:pPr>
         <w:pStyle w:val="Heading2"/>
@@ -4064,8 +6735,8 @@
         <w:t xml:space="preserve">分钟总计</w:t>
       </w:r>
     </w:p>
-    <w:bookmarkEnd w:id="31"/>
-    <w:bookmarkEnd w:id="32"/>
+    <w:bookmarkEnd w:id="37"/>
+    <w:bookmarkEnd w:id="38"/>
     <w:sectPr>
       <w:footnotePr>
         <w:numRestart w:val="eachSect"/>
